--- a/docs/rapor.docx
+++ b/docs/rapor.docx
@@ -1490,7 +1490,27 @@
           <w:szCs w:val="24"/>
           <w:lang w:val="tr-TR"/>
         </w:rPr>
-        <w:t>) temsil edildiği piksel sayısı da azalır. Bu durum, özellikle küçük ölçekli nesnelerin tanınmasını ve analiz edilmesini imkansız hale getirir. Geleneksel görüntü işleme literatüründe kullanılan "</w:t>
+        <w:t xml:space="preserve">) temsil edildiği piksel sayısı da azalır. Bu durum, özellikle küçük ölçekli nesnelerin tanınmasını ve analiz edilmesini </w:t>
+      </w:r>
+      <w:proofErr w:type="gramStart"/>
+      <w:r>
+        <w:rPr>
+          <w:rFonts w:ascii="Times New Roman" w:hAnsi="Times New Roman" w:cs="Times New Roman"/>
+          <w:sz w:val="24"/>
+          <w:szCs w:val="24"/>
+          <w:lang w:val="tr-TR"/>
+        </w:rPr>
+        <w:t>imkansız</w:t>
+      </w:r>
+      <w:proofErr w:type="gramEnd"/>
+      <w:r>
+        <w:rPr>
+          <w:rFonts w:ascii="Times New Roman" w:hAnsi="Times New Roman" w:cs="Times New Roman"/>
+          <w:sz w:val="24"/>
+          <w:szCs w:val="24"/>
+          <w:lang w:val="tr-TR"/>
+        </w:rPr>
+        <w:t xml:space="preserve"> hale getirir. Geleneksel görüntü işleme literatüründe kullanılan "</w:t>
       </w:r>
       <w:proofErr w:type="spellStart"/>
       <w:r>
@@ -1530,7 +1550,27 @@
           <w:szCs w:val="24"/>
           <w:lang w:val="tr-TR"/>
         </w:rPr>
-        <w:t>" gibi enterpolasyon yöntemleri, pikselleri matematiksel ortalamalarla çoğaltarak görüntüyü büyütse de, kaybolan yüksek frekanslı detayları (keskin kenarlar ve ince dokular) geri kazandıramaz. Aksine, bu yöntemler görüntüde "</w:t>
+        <w:t xml:space="preserve">" gibi enterpolasyon yöntemleri, pikselleri matematiksel ortalamalarla çoğaltarak görüntüyü büyütse </w:t>
+      </w:r>
+      <w:proofErr w:type="gramStart"/>
+      <w:r>
+        <w:rPr>
+          <w:rFonts w:ascii="Times New Roman" w:hAnsi="Times New Roman" w:cs="Times New Roman"/>
+          <w:sz w:val="24"/>
+          <w:szCs w:val="24"/>
+          <w:lang w:val="tr-TR"/>
+        </w:rPr>
+        <w:t>de,</w:t>
+      </w:r>
+      <w:proofErr w:type="gramEnd"/>
+      <w:r>
+        <w:rPr>
+          <w:rFonts w:ascii="Times New Roman" w:hAnsi="Times New Roman" w:cs="Times New Roman"/>
+          <w:sz w:val="24"/>
+          <w:szCs w:val="24"/>
+          <w:lang w:val="tr-TR"/>
+        </w:rPr>
+        <w:t xml:space="preserve"> kaybolan yüksek frekanslı detayları (keskin kenarlar ve ince dokular) geri kazandıramaz. Aksine, bu yöntemler görüntüde "</w:t>
       </w:r>
       <w:proofErr w:type="spellStart"/>
       <w:r>
@@ -2371,7 +2411,27 @@
           <w:szCs w:val="24"/>
           <w:lang w:val="tr-TR"/>
         </w:rPr>
-        <w:t xml:space="preserve"> Yapay zeka modellerinin yüklenmesi, görüntü işleme ve çıkarım (</w:t>
+        <w:t xml:space="preserve"> Yapay </w:t>
+      </w:r>
+      <w:proofErr w:type="gramStart"/>
+      <w:r>
+        <w:rPr>
+          <w:rFonts w:ascii="Times New Roman" w:hAnsi="Times New Roman" w:cs="Times New Roman"/>
+          <w:sz w:val="24"/>
+          <w:szCs w:val="24"/>
+          <w:lang w:val="tr-TR"/>
+        </w:rPr>
+        <w:t>zeka</w:t>
+      </w:r>
+      <w:proofErr w:type="gramEnd"/>
+      <w:r>
+        <w:rPr>
+          <w:rFonts w:ascii="Times New Roman" w:hAnsi="Times New Roman" w:cs="Times New Roman"/>
+          <w:sz w:val="24"/>
+          <w:szCs w:val="24"/>
+          <w:lang w:val="tr-TR"/>
+        </w:rPr>
+        <w:t xml:space="preserve"> modellerinin yüklenmesi, görüntü işleme ve çıkarım (</w:t>
       </w:r>
       <w:proofErr w:type="spellStart"/>
       <w:r>
@@ -3067,7 +3127,27 @@
           <w:szCs w:val="24"/>
           <w:lang w:val="tr-TR"/>
         </w:rPr>
-        <w:t xml:space="preserve"> kütüphanesi kullanılarak oluşturulan bu modül; kullanıcının resim yüklemesini, parametreleri  ayarlamasını ve sonuçların görselleştirilmesini sağlar. İş mantığı içermez, sadece </w:t>
+        <w:t xml:space="preserve"> kütüphanesi kullanılarak oluşturulan bu modül; kullanıcının resim yüklemesini, </w:t>
+      </w:r>
+      <w:proofErr w:type="gramStart"/>
+      <w:r>
+        <w:rPr>
+          <w:rFonts w:ascii="Times New Roman" w:hAnsi="Times New Roman" w:cs="Times New Roman"/>
+          <w:sz w:val="24"/>
+          <w:szCs w:val="24"/>
+          <w:lang w:val="tr-TR"/>
+        </w:rPr>
+        <w:t>parametreleri  ayarlamasını</w:t>
+      </w:r>
+      <w:proofErr w:type="gramEnd"/>
+      <w:r>
+        <w:rPr>
+          <w:rFonts w:ascii="Times New Roman" w:hAnsi="Times New Roman" w:cs="Times New Roman"/>
+          <w:sz w:val="24"/>
+          <w:szCs w:val="24"/>
+          <w:lang w:val="tr-TR"/>
+        </w:rPr>
+        <w:t xml:space="preserve"> ve sonuçların görselleştirilmesini sağlar. İş mantığı içermez, sadece </w:t>
       </w:r>
       <w:proofErr w:type="spellStart"/>
       <w:r>
@@ -9848,25 +9928,6 @@
       <w:pPr>
         <w:rPr>
           <w:rFonts w:ascii="Times New Roman" w:hAnsi="Times New Roman" w:cs="Times New Roman"/>
-          <w:sz w:val="24"/>
-          <w:szCs w:val="24"/>
-          <w:lang w:val="tr-TR"/>
-        </w:rPr>
-      </w:pPr>
-      <w:r>
-        <w:rPr>
-          <w:rFonts w:ascii="Times New Roman" w:hAnsi="Times New Roman" w:cs="Times New Roman"/>
-          <w:sz w:val="24"/>
-          <w:szCs w:val="24"/>
-          <w:lang w:val="tr-TR"/>
-        </w:rPr>
-        <w:t>Geliştirilen sistemin performansı; nesne tespiti doğruluğu, görüntü iyileştirme kalitesi ve sistemsel işlem hızı olmak üzere üç temel metrik üzerinden değerlendirilmiştir. Testler, Bölüm 5’te belirtilen donanım konfigürasyonu üzerinde, farklı ışık koşullarına ve parça yoğunluğuna sahip 20 adet Lego görseli ile gerçekleştirilmiştir.</w:t>
-      </w:r>
-    </w:p>
-    <w:p>
-      <w:pPr>
-        <w:rPr>
-          <w:rFonts w:ascii="Times New Roman" w:hAnsi="Times New Roman" w:cs="Times New Roman"/>
           <w:b/>
           <w:bCs/>
           <w:sz w:val="24"/>
@@ -10072,7 +10133,6 @@
           <w:szCs w:val="24"/>
           <w:lang w:val="tr-TR"/>
         </w:rPr>
-        <w:lastRenderedPageBreak/>
         <w:drawing>
           <wp:inline distT="0" distB="0" distL="0" distR="0" wp14:anchorId="35CD5733" wp14:editId="640E851E">
             <wp:extent cx="5760720" cy="1257935"/>
@@ -10192,6 +10252,7 @@
           <w:szCs w:val="24"/>
           <w:lang w:val="tr-TR"/>
         </w:rPr>
+        <w:lastRenderedPageBreak/>
         <w:drawing>
           <wp:inline distT="0" distB="0" distL="0" distR="0" wp14:anchorId="0C5CED1A" wp14:editId="5054B729">
             <wp:extent cx="5760720" cy="2206625"/>
